--- a/Document/Doc.docx
+++ b/Document/Doc.docx
@@ -195,6 +195,57 @@
       <w:r>
         <w:rPr/>
         <w:t>-pi for laptop to ssh to raspberry-pi</w:t>
+      </w:r>
+    </w:p>
+    <w:p>
+      <w:pPr>
+        <w:pStyle w:val="Heading1"/>
+      </w:pPr>
+      <w:r>
+        <w:rPr/>
+        <w:t>Hardware</w:t>
+      </w:r>
+    </w:p>
+    <w:p>
+      <w:pPr>
+        <w:pStyle w:val="Normal"/>
+        <w:rPr>
+          <w:rFonts w:ascii="Calibri" w:hAnsi="Calibri" w:eastAsia="Calibri" w:cs="Calibri"/>
+          <w:b w:val="1"/>
+          <w:bCs w:val="1"/>
+          <w:noProof w:val="0"/>
+          <w:sz w:val="22"/>
+          <w:szCs w:val="22"/>
+          <w:lang w:val="en-US"/>
+        </w:rPr>
+      </w:pPr>
+      <w:r>
+        <w:rPr/>
+        <w:t xml:space="preserve">Driver TB6612FNG + motor </w:t>
+      </w:r>
+      <w:r>
+        <w:rPr>
+          <w:rFonts w:ascii="Calibri" w:hAnsi="Calibri" w:eastAsia="Calibri" w:cs="Calibri"/>
+          <w:b w:val="1"/>
+          <w:bCs w:val="1"/>
+          <w:noProof w:val="0"/>
+          <w:sz w:val="22"/>
+          <w:szCs w:val="22"/>
+          <w:lang w:val="en-US"/>
+        </w:rPr>
+        <w:t xml:space="preserve">JGB37-520: </w:t>
+      </w:r>
+      <w:r>
+        <w:rPr>
+          <w:rFonts w:ascii="Calibri" w:hAnsi="Calibri" w:eastAsia="Calibri" w:cs="Calibri"/>
+          <w:b w:val="1"/>
+          <w:bCs w:val="1"/>
+          <w:noProof w:val="0"/>
+          <w:sz w:val="22"/>
+          <w:szCs w:val="22"/>
+          <w:lang w:val="en-US"/>
+        </w:rPr>
+        <w:t>22 rounds in 5 seconds</w:t>
       </w:r>
     </w:p>
     <w:sectPr>
